--- a/reference.docx
+++ b/reference.docx
@@ -82,73 +82,6 @@
         </w:rPr>
       </w:pPr>
     </w:p>
-    <w:p>
-      <w:pPr>
-        <w:rPr>
-          <w:lang w:val="en-US"/>
-        </w:rPr>
-      </w:pPr>
-    </w:p>
-    <w:p>
-      <w:pPr>
-        <w:rPr>
-          <w:lang w:val="en-US"/>
-        </w:rPr>
-      </w:pPr>
-    </w:p>
-    <w:p/>
-    <w:p>
-      <w:pPr>
-        <w:rPr>
-          <w:lang w:val="en-US"/>
-        </w:rPr>
-      </w:pPr>
-    </w:p>
-    <w:p>
-      <w:pPr>
-        <w:ind w:right="-1"/>
-        <w:jc w:val="right"/>
-        <w:rPr>
-          <w:lang w:val="en-US"/>
-        </w:rPr>
-      </w:pPr>
-    </w:p>
-    <w:p>
-      <w:pPr>
-        <w:rPr>
-          <w:lang w:val="en-US"/>
-        </w:rPr>
-      </w:pPr>
-    </w:p>
-    <w:p/>
-    <w:p/>
-    <w:p/>
-    <w:p/>
-    <w:p/>
-    <w:p/>
-    <w:p/>
-    <w:p/>
-    <w:p/>
-    <w:p/>
-    <w:p/>
-    <w:p/>
-    <w:p/>
-    <w:p/>
-    <w:p/>
-    <w:p/>
-    <w:p/>
-    <w:p/>
-    <w:p/>
-    <w:p/>
-    <w:p/>
-    <w:p/>
-    <w:p/>
-    <w:p/>
-    <w:p/>
-    <w:p/>
-    <w:p/>
-    <w:p/>
-    <w:p/>
     <w:p>
       <w:pPr>
         <w:rPr>
@@ -179,7 +112,6 @@
         </w:sectPr>
       </w:pPr>
       <w:r>
-        <w:lastRenderedPageBreak/>
         <w:tab/>
       </w:r>
     </w:p>
@@ -985,1275 +917,6 @@
         </w:rPr>
         <w:fldChar w:fldCharType="end"/>
       </w:r>
-    </w:p>
-    <w:p>
-      <w:pPr>
-        <w:pStyle w:val="TAGS"/>
-        <w:rPr>
-          <w:color w:val="1E4973"/>
-          <w:lang w:val="en-US"/>
-        </w:rPr>
-      </w:pPr>
-    </w:p>
-    <w:p>
-      <w:pPr>
-        <w:pStyle w:val="TAGS"/>
-        <w:rPr>
-          <w:color w:val="1E4973"/>
-          <w:lang w:val="en-US"/>
-        </w:rPr>
-      </w:pPr>
-    </w:p>
-    <w:p>
-      <w:pPr>
-        <w:pStyle w:val="TAGS"/>
-        <w:rPr>
-          <w:color w:val="1E4973"/>
-          <w:lang w:val="en-US"/>
-        </w:rPr>
-      </w:pPr>
-    </w:p>
-    <w:p>
-      <w:pPr>
-        <w:pStyle w:val="TAGS"/>
-        <w:rPr>
-          <w:color w:val="1E4973"/>
-          <w:lang w:val="en-US"/>
-        </w:rPr>
-      </w:pPr>
-    </w:p>
-    <w:p>
-      <w:pPr>
-        <w:pStyle w:val="TAGS"/>
-        <w:rPr>
-          <w:color w:val="1E4973"/>
-          <w:lang w:val="en-US"/>
-        </w:rPr>
-      </w:pPr>
-    </w:p>
-    <w:p>
-      <w:pPr>
-        <w:pStyle w:val="TAGS"/>
-        <w:rPr>
-          <w:color w:val="1E4973"/>
-          <w:lang w:val="en-US"/>
-        </w:rPr>
-      </w:pPr>
-    </w:p>
-    <w:p>
-      <w:pPr>
-        <w:pStyle w:val="TAGS"/>
-        <w:rPr>
-          <w:color w:val="1E4973"/>
-          <w:lang w:val="en-US"/>
-        </w:rPr>
-      </w:pPr>
-    </w:p>
-    <w:p>
-      <w:pPr>
-        <w:pStyle w:val="TAGS"/>
-        <w:rPr>
-          <w:color w:val="1E4973"/>
-          <w:lang w:val="en-US"/>
-        </w:rPr>
-      </w:pPr>
-    </w:p>
-    <w:p>
-      <w:pPr>
-        <w:pStyle w:val="TAGS"/>
-        <w:rPr>
-          <w:color w:val="1E4973"/>
-          <w:lang w:val="en-US"/>
-        </w:rPr>
-      </w:pPr>
-    </w:p>
-    <w:p>
-      <w:pPr>
-        <w:pStyle w:val="TAGS"/>
-        <w:rPr>
-          <w:color w:val="1E4973"/>
-          <w:lang w:val="en-US"/>
-        </w:rPr>
-      </w:pPr>
-    </w:p>
-    <w:p>
-      <w:pPr>
-        <w:pStyle w:val="TAGS"/>
-        <w:rPr>
-          <w:color w:val="1E4973"/>
-          <w:lang w:val="en-US"/>
-        </w:rPr>
-      </w:pPr>
-    </w:p>
-    <w:p>
-      <w:pPr>
-        <w:pStyle w:val="TAGS"/>
-        <w:rPr>
-          <w:color w:val="1E4973"/>
-          <w:lang w:val="en-US"/>
-        </w:rPr>
-      </w:pPr>
-    </w:p>
-    <w:p>
-      <w:pPr>
-        <w:pStyle w:val="TAGS"/>
-        <w:rPr>
-          <w:color w:val="1E4973"/>
-          <w:lang w:val="en-US"/>
-        </w:rPr>
-      </w:pPr>
-    </w:p>
-    <w:p>
-      <w:pPr>
-        <w:pStyle w:val="TAGS"/>
-        <w:rPr>
-          <w:color w:val="1E4973"/>
-          <w:lang w:val="en-US"/>
-        </w:rPr>
-      </w:pPr>
-    </w:p>
-    <w:p>
-      <w:pPr>
-        <w:pStyle w:val="TAGS"/>
-        <w:rPr>
-          <w:color w:val="1E4973"/>
-          <w:lang w:val="en-US"/>
-        </w:rPr>
-      </w:pPr>
-    </w:p>
-    <w:p>
-      <w:pPr>
-        <w:pStyle w:val="TAGS"/>
-        <w:rPr>
-          <w:color w:val="1E4973"/>
-          <w:lang w:val="en-US"/>
-        </w:rPr>
-      </w:pPr>
-    </w:p>
-    <w:p>
-      <w:pPr>
-        <w:pStyle w:val="TAGS"/>
-        <w:rPr>
-          <w:color w:val="1E4973"/>
-          <w:lang w:val="en-US"/>
-        </w:rPr>
-      </w:pPr>
-    </w:p>
-    <w:p>
-      <w:pPr>
-        <w:pStyle w:val="TAGS"/>
-        <w:rPr>
-          <w:color w:val="1E4973"/>
-          <w:lang w:val="en-US"/>
-        </w:rPr>
-      </w:pPr>
-    </w:p>
-    <w:p>
-      <w:pPr>
-        <w:pStyle w:val="TAGS"/>
-        <w:rPr>
-          <w:color w:val="1E4973"/>
-          <w:lang w:val="en-US"/>
-        </w:rPr>
-      </w:pPr>
-    </w:p>
-    <w:p>
-      <w:pPr>
-        <w:pStyle w:val="TAGS"/>
-        <w:rPr>
-          <w:color w:val="1E4973"/>
-          <w:lang w:val="en-US"/>
-        </w:rPr>
-      </w:pPr>
-    </w:p>
-    <w:p>
-      <w:pPr>
-        <w:pStyle w:val="TAGS"/>
-        <w:rPr>
-          <w:color w:val="1E4973"/>
-          <w:lang w:val="en-US"/>
-        </w:rPr>
-      </w:pPr>
-    </w:p>
-    <w:p>
-      <w:pPr>
-        <w:pStyle w:val="TAGS"/>
-        <w:rPr>
-          <w:color w:val="1E4973"/>
-          <w:lang w:val="en-US"/>
-        </w:rPr>
-      </w:pPr>
-    </w:p>
-    <w:p>
-      <w:pPr>
-        <w:pStyle w:val="TAGS"/>
-        <w:rPr>
-          <w:color w:val="1E4973"/>
-          <w:lang w:val="en-US"/>
-        </w:rPr>
-      </w:pPr>
-    </w:p>
-    <w:p>
-      <w:pPr>
-        <w:pStyle w:val="TAGS"/>
-        <w:rPr>
-          <w:color w:val="1E4973"/>
-          <w:lang w:val="en-US"/>
-        </w:rPr>
-      </w:pPr>
-    </w:p>
-    <w:p>
-      <w:pPr>
-        <w:pStyle w:val="TAGS"/>
-        <w:rPr>
-          <w:color w:val="1E4973"/>
-          <w:lang w:val="en-US"/>
-        </w:rPr>
-      </w:pPr>
-    </w:p>
-    <w:p>
-      <w:pPr>
-        <w:pStyle w:val="TAGS"/>
-        <w:rPr>
-          <w:color w:val="1E4973"/>
-          <w:lang w:val="en-US"/>
-        </w:rPr>
-      </w:pPr>
-    </w:p>
-    <w:p>
-      <w:pPr>
-        <w:pStyle w:val="TAGS"/>
-        <w:rPr>
-          <w:color w:val="1E4973"/>
-          <w:lang w:val="en-US"/>
-        </w:rPr>
-      </w:pPr>
-    </w:p>
-    <w:p>
-      <w:pPr>
-        <w:pStyle w:val="TAGS"/>
-        <w:rPr>
-          <w:color w:val="1E4973"/>
-          <w:lang w:val="en-US"/>
-        </w:rPr>
-      </w:pPr>
-    </w:p>
-    <w:p>
-      <w:pPr>
-        <w:pStyle w:val="TAGS"/>
-        <w:rPr>
-          <w:color w:val="1E4973"/>
-          <w:lang w:val="en-US"/>
-        </w:rPr>
-      </w:pPr>
-    </w:p>
-    <w:p>
-      <w:pPr>
-        <w:pStyle w:val="TAGS"/>
-        <w:rPr>
-          <w:color w:val="1E4973"/>
-          <w:lang w:val="en-US"/>
-        </w:rPr>
-      </w:pPr>
-    </w:p>
-    <w:p>
-      <w:pPr>
-        <w:pStyle w:val="TAGS"/>
-        <w:rPr>
-          <w:color w:val="1E4973"/>
-          <w:lang w:val="en-US"/>
-        </w:rPr>
-      </w:pPr>
-    </w:p>
-    <w:p>
-      <w:pPr>
-        <w:pStyle w:val="TAGS"/>
-        <w:rPr>
-          <w:color w:val="1E4973"/>
-          <w:lang w:val="en-US"/>
-        </w:rPr>
-      </w:pPr>
-    </w:p>
-    <w:p>
-      <w:pPr>
-        <w:pStyle w:val="TAGS"/>
-        <w:rPr>
-          <w:color w:val="1E4973"/>
-          <w:lang w:val="en-US"/>
-        </w:rPr>
-      </w:pPr>
-    </w:p>
-    <w:p>
-      <w:pPr>
-        <w:pStyle w:val="TAGS"/>
-        <w:rPr>
-          <w:color w:val="1E4973"/>
-          <w:lang w:val="en-US"/>
-        </w:rPr>
-      </w:pPr>
-    </w:p>
-    <w:p>
-      <w:pPr>
-        <w:pStyle w:val="TAGS"/>
-        <w:rPr>
-          <w:color w:val="1E4973"/>
-          <w:lang w:val="en-US"/>
-        </w:rPr>
-      </w:pPr>
-    </w:p>
-    <w:p>
-      <w:pPr>
-        <w:pStyle w:val="TAGS"/>
-        <w:rPr>
-          <w:color w:val="1E4973"/>
-          <w:lang w:val="en-US"/>
-        </w:rPr>
-      </w:pPr>
-    </w:p>
-    <w:p>
-      <w:pPr>
-        <w:pStyle w:val="TAGS"/>
-        <w:rPr>
-          <w:color w:val="1E4973"/>
-          <w:lang w:val="en-US"/>
-        </w:rPr>
-      </w:pPr>
-    </w:p>
-    <w:p>
-      <w:pPr>
-        <w:pStyle w:val="TAGS"/>
-        <w:rPr>
-          <w:color w:val="1E4973"/>
-          <w:lang w:val="en-US"/>
-        </w:rPr>
-      </w:pPr>
-    </w:p>
-    <w:p>
-      <w:pPr>
-        <w:pStyle w:val="TAGS"/>
-        <w:rPr>
-          <w:color w:val="1E4973"/>
-          <w:lang w:val="en-US"/>
-        </w:rPr>
-      </w:pPr>
-    </w:p>
-    <w:p>
-      <w:pPr>
-        <w:pStyle w:val="TAGS"/>
-        <w:rPr>
-          <w:color w:val="1E4973"/>
-          <w:lang w:val="en-US"/>
-        </w:rPr>
-      </w:pPr>
-    </w:p>
-    <w:p>
-      <w:pPr>
-        <w:pStyle w:val="TAGS"/>
-        <w:rPr>
-          <w:color w:val="1E4973"/>
-          <w:lang w:val="en-US"/>
-        </w:rPr>
-      </w:pPr>
-    </w:p>
-    <w:p>
-      <w:pPr>
-        <w:pStyle w:val="TAGS"/>
-        <w:rPr>
-          <w:color w:val="1E4973"/>
-          <w:lang w:val="en-US"/>
-        </w:rPr>
-      </w:pPr>
-    </w:p>
-    <w:p>
-      <w:pPr>
-        <w:pStyle w:val="TAGS"/>
-        <w:rPr>
-          <w:color w:val="1E4973"/>
-          <w:lang w:val="en-US"/>
-        </w:rPr>
-      </w:pPr>
-    </w:p>
-    <w:p>
-      <w:pPr>
-        <w:pStyle w:val="TAGS"/>
-        <w:rPr>
-          <w:color w:val="1E4973"/>
-          <w:lang w:val="en-US"/>
-        </w:rPr>
-      </w:pPr>
-    </w:p>
-    <w:p>
-      <w:pPr>
-        <w:pStyle w:val="TAGS"/>
-        <w:rPr>
-          <w:color w:val="1E4973"/>
-          <w:lang w:val="en-US"/>
-        </w:rPr>
-      </w:pPr>
-    </w:p>
-    <w:p>
-      <w:pPr>
-        <w:pStyle w:val="TAGS"/>
-        <w:rPr>
-          <w:color w:val="1E4973"/>
-          <w:lang w:val="en-US"/>
-        </w:rPr>
-      </w:pPr>
-    </w:p>
-    <w:p>
-      <w:pPr>
-        <w:pStyle w:val="TAGS"/>
-        <w:rPr>
-          <w:color w:val="1E4973"/>
-          <w:lang w:val="en-US"/>
-        </w:rPr>
-      </w:pPr>
-    </w:p>
-    <w:p>
-      <w:pPr>
-        <w:pStyle w:val="TAGS"/>
-        <w:rPr>
-          <w:color w:val="1E4973"/>
-          <w:lang w:val="en-US"/>
-        </w:rPr>
-      </w:pPr>
-    </w:p>
-    <w:p>
-      <w:pPr>
-        <w:pStyle w:val="TAGS"/>
-        <w:rPr>
-          <w:color w:val="1E4973"/>
-          <w:lang w:val="en-US"/>
-        </w:rPr>
-      </w:pPr>
-    </w:p>
-    <w:p>
-      <w:pPr>
-        <w:pStyle w:val="TAGS"/>
-        <w:rPr>
-          <w:color w:val="1E4973"/>
-          <w:lang w:val="en-US"/>
-        </w:rPr>
-      </w:pPr>
-    </w:p>
-    <w:p>
-      <w:pPr>
-        <w:pStyle w:val="TAGS"/>
-        <w:rPr>
-          <w:color w:val="1E4973"/>
-          <w:lang w:val="en-US"/>
-        </w:rPr>
-      </w:pPr>
-    </w:p>
-    <w:p>
-      <w:pPr>
-        <w:pStyle w:val="TAGS"/>
-        <w:rPr>
-          <w:color w:val="1E4973"/>
-          <w:lang w:val="en-US"/>
-        </w:rPr>
-      </w:pPr>
-    </w:p>
-    <w:p>
-      <w:pPr>
-        <w:pStyle w:val="TAGS"/>
-        <w:rPr>
-          <w:color w:val="1E4973"/>
-          <w:lang w:val="en-US"/>
-        </w:rPr>
-      </w:pPr>
-    </w:p>
-    <w:p>
-      <w:pPr>
-        <w:pStyle w:val="TAGS"/>
-        <w:rPr>
-          <w:color w:val="1E4973"/>
-          <w:lang w:val="en-US"/>
-        </w:rPr>
-      </w:pPr>
-    </w:p>
-    <w:p>
-      <w:pPr>
-        <w:pStyle w:val="TAGS"/>
-        <w:rPr>
-          <w:color w:val="1E4973"/>
-          <w:lang w:val="en-US"/>
-        </w:rPr>
-      </w:pPr>
-    </w:p>
-    <w:p>
-      <w:pPr>
-        <w:pStyle w:val="TAGS"/>
-        <w:rPr>
-          <w:color w:val="1E4973"/>
-          <w:lang w:val="en-US"/>
-        </w:rPr>
-      </w:pPr>
-    </w:p>
-    <w:p>
-      <w:pPr>
-        <w:pStyle w:val="TAGS"/>
-        <w:rPr>
-          <w:color w:val="1E4973"/>
-          <w:lang w:val="en-US"/>
-        </w:rPr>
-      </w:pPr>
-    </w:p>
-    <w:p>
-      <w:pPr>
-        <w:pStyle w:val="TAGS"/>
-        <w:rPr>
-          <w:color w:val="1E4973"/>
-          <w:lang w:val="en-US"/>
-        </w:rPr>
-      </w:pPr>
-    </w:p>
-    <w:p>
-      <w:pPr>
-        <w:pStyle w:val="TAGS"/>
-        <w:rPr>
-          <w:color w:val="1E4973"/>
-          <w:lang w:val="en-US"/>
-        </w:rPr>
-      </w:pPr>
-    </w:p>
-    <w:p>
-      <w:pPr>
-        <w:pStyle w:val="TAGS"/>
-        <w:rPr>
-          <w:color w:val="1E4973"/>
-          <w:lang w:val="en-US"/>
-        </w:rPr>
-      </w:pPr>
-    </w:p>
-    <w:p>
-      <w:pPr>
-        <w:pStyle w:val="TAGS"/>
-        <w:rPr>
-          <w:color w:val="1E4973"/>
-          <w:lang w:val="en-US"/>
-        </w:rPr>
-      </w:pPr>
-    </w:p>
-    <w:p>
-      <w:pPr>
-        <w:pStyle w:val="TAGS"/>
-        <w:rPr>
-          <w:color w:val="1E4973"/>
-          <w:lang w:val="en-US"/>
-        </w:rPr>
-      </w:pPr>
-    </w:p>
-    <w:p>
-      <w:pPr>
-        <w:pStyle w:val="TAGS"/>
-        <w:rPr>
-          <w:color w:val="1E4973"/>
-          <w:lang w:val="en-US"/>
-        </w:rPr>
-      </w:pPr>
-    </w:p>
-    <w:p>
-      <w:pPr>
-        <w:pStyle w:val="TAGS"/>
-        <w:rPr>
-          <w:color w:val="1E4973"/>
-          <w:lang w:val="en-US"/>
-        </w:rPr>
-      </w:pPr>
-    </w:p>
-    <w:p>
-      <w:pPr>
-        <w:pStyle w:val="TAGS"/>
-        <w:rPr>
-          <w:color w:val="1E4973"/>
-          <w:lang w:val="en-US"/>
-        </w:rPr>
-      </w:pPr>
-    </w:p>
-    <w:p>
-      <w:pPr>
-        <w:pStyle w:val="TAGS"/>
-        <w:rPr>
-          <w:color w:val="1E4973"/>
-          <w:lang w:val="en-US"/>
-        </w:rPr>
-      </w:pPr>
-    </w:p>
-    <w:p>
-      <w:pPr>
-        <w:pStyle w:val="TAGS"/>
-        <w:rPr>
-          <w:color w:val="1E4973"/>
-          <w:lang w:val="en-US"/>
-        </w:rPr>
-      </w:pPr>
-    </w:p>
-    <w:p>
-      <w:pPr>
-        <w:pStyle w:val="TAGS"/>
-        <w:rPr>
-          <w:color w:val="1E4973"/>
-          <w:lang w:val="en-US"/>
-        </w:rPr>
-      </w:pPr>
-    </w:p>
-    <w:p>
-      <w:pPr>
-        <w:pStyle w:val="TAGS"/>
-        <w:rPr>
-          <w:color w:val="1E4973"/>
-          <w:lang w:val="en-US"/>
-        </w:rPr>
-      </w:pPr>
-    </w:p>
-    <w:p>
-      <w:pPr>
-        <w:pStyle w:val="TAGS"/>
-        <w:rPr>
-          <w:color w:val="1E4973"/>
-          <w:lang w:val="en-US"/>
-        </w:rPr>
-      </w:pPr>
-    </w:p>
-    <w:p>
-      <w:pPr>
-        <w:pStyle w:val="TAGS"/>
-        <w:rPr>
-          <w:color w:val="1E4973"/>
-          <w:lang w:val="en-US"/>
-        </w:rPr>
-      </w:pPr>
-    </w:p>
-    <w:p>
-      <w:pPr>
-        <w:pStyle w:val="TAGS"/>
-        <w:rPr>
-          <w:color w:val="1E4973"/>
-          <w:lang w:val="en-US"/>
-        </w:rPr>
-      </w:pPr>
-    </w:p>
-    <w:p>
-      <w:pPr>
-        <w:pStyle w:val="TAGS"/>
-        <w:rPr>
-          <w:color w:val="1E4973"/>
-          <w:lang w:val="en-US"/>
-        </w:rPr>
-      </w:pPr>
-    </w:p>
-    <w:p>
-      <w:pPr>
-        <w:pStyle w:val="TAGS"/>
-        <w:rPr>
-          <w:color w:val="1E4973"/>
-          <w:lang w:val="en-US"/>
-        </w:rPr>
-      </w:pPr>
-    </w:p>
-    <w:p>
-      <w:pPr>
-        <w:pStyle w:val="TAGS"/>
-        <w:rPr>
-          <w:color w:val="1E4973"/>
-          <w:lang w:val="en-US"/>
-        </w:rPr>
-      </w:pPr>
-    </w:p>
-    <w:p>
-      <w:pPr>
-        <w:pStyle w:val="TAGS"/>
-        <w:rPr>
-          <w:color w:val="1E4973"/>
-          <w:lang w:val="en-US"/>
-        </w:rPr>
-      </w:pPr>
-    </w:p>
-    <w:p>
-      <w:pPr>
-        <w:pStyle w:val="TAGS"/>
-        <w:rPr>
-          <w:color w:val="1E4973"/>
-          <w:lang w:val="en-US"/>
-        </w:rPr>
-      </w:pPr>
-    </w:p>
-    <w:p>
-      <w:pPr>
-        <w:pStyle w:val="TAGS"/>
-        <w:rPr>
-          <w:color w:val="1E4973"/>
-          <w:lang w:val="en-US"/>
-        </w:rPr>
-      </w:pPr>
-    </w:p>
-    <w:p>
-      <w:pPr>
-        <w:pStyle w:val="TAGS"/>
-        <w:rPr>
-          <w:color w:val="1E4973"/>
-          <w:lang w:val="en-US"/>
-        </w:rPr>
-      </w:pPr>
-    </w:p>
-    <w:p>
-      <w:pPr>
-        <w:pStyle w:val="TAGS"/>
-        <w:rPr>
-          <w:color w:val="1E4973"/>
-          <w:lang w:val="en-US"/>
-        </w:rPr>
-      </w:pPr>
-    </w:p>
-    <w:p>
-      <w:pPr>
-        <w:pStyle w:val="TAGS"/>
-        <w:rPr>
-          <w:color w:val="1E4973"/>
-          <w:lang w:val="en-US"/>
-        </w:rPr>
-      </w:pPr>
-    </w:p>
-    <w:p>
-      <w:pPr>
-        <w:pStyle w:val="TAGS"/>
-        <w:rPr>
-          <w:color w:val="1E4973"/>
-          <w:lang w:val="en-US"/>
-        </w:rPr>
-      </w:pPr>
-    </w:p>
-    <w:p>
-      <w:pPr>
-        <w:pStyle w:val="TAGS"/>
-        <w:rPr>
-          <w:color w:val="1E4973"/>
-          <w:lang w:val="en-US"/>
-        </w:rPr>
-      </w:pPr>
-    </w:p>
-    <w:p>
-      <w:pPr>
-        <w:pStyle w:val="TAGS"/>
-        <w:rPr>
-          <w:color w:val="1E4973"/>
-          <w:lang w:val="en-US"/>
-        </w:rPr>
-      </w:pPr>
-    </w:p>
-    <w:p>
-      <w:pPr>
-        <w:pStyle w:val="TAGS"/>
-        <w:rPr>
-          <w:color w:val="1E4973"/>
-          <w:lang w:val="en-US"/>
-        </w:rPr>
-      </w:pPr>
-    </w:p>
-    <w:p>
-      <w:pPr>
-        <w:pStyle w:val="TAGS"/>
-        <w:rPr>
-          <w:color w:val="1E4973"/>
-          <w:lang w:val="en-US"/>
-        </w:rPr>
-      </w:pPr>
-    </w:p>
-    <w:p>
-      <w:pPr>
-        <w:pStyle w:val="TAGS"/>
-        <w:rPr>
-          <w:color w:val="1E4973"/>
-          <w:lang w:val="en-US"/>
-        </w:rPr>
-      </w:pPr>
-    </w:p>
-    <w:p>
-      <w:pPr>
-        <w:pStyle w:val="TAGS"/>
-        <w:rPr>
-          <w:color w:val="1E4973"/>
-          <w:lang w:val="en-US"/>
-        </w:rPr>
-      </w:pPr>
-    </w:p>
-    <w:p>
-      <w:pPr>
-        <w:pStyle w:val="TAGS"/>
-        <w:rPr>
-          <w:color w:val="1E4973"/>
-          <w:lang w:val="en-US"/>
-        </w:rPr>
-      </w:pPr>
-    </w:p>
-    <w:p>
-      <w:pPr>
-        <w:pStyle w:val="TAGS"/>
-        <w:rPr>
-          <w:color w:val="1E4973"/>
-          <w:lang w:val="en-US"/>
-        </w:rPr>
-      </w:pPr>
-    </w:p>
-    <w:p>
-      <w:pPr>
-        <w:pStyle w:val="TAGS"/>
-        <w:rPr>
-          <w:color w:val="1E4973"/>
-          <w:lang w:val="en-US"/>
-        </w:rPr>
-      </w:pPr>
-    </w:p>
-    <w:p>
-      <w:pPr>
-        <w:pStyle w:val="TAGS"/>
-        <w:rPr>
-          <w:color w:val="1E4973"/>
-          <w:lang w:val="en-US"/>
-        </w:rPr>
-      </w:pPr>
-    </w:p>
-    <w:p>
-      <w:pPr>
-        <w:pStyle w:val="TAGS"/>
-        <w:rPr>
-          <w:color w:val="1E4973"/>
-          <w:lang w:val="en-US"/>
-        </w:rPr>
-      </w:pPr>
-    </w:p>
-    <w:p>
-      <w:pPr>
-        <w:pStyle w:val="TAGS"/>
-        <w:rPr>
-          <w:color w:val="1E4973"/>
-          <w:lang w:val="en-US"/>
-        </w:rPr>
-      </w:pPr>
-    </w:p>
-    <w:p>
-      <w:pPr>
-        <w:pStyle w:val="TAGS"/>
-        <w:rPr>
-          <w:color w:val="1E4973"/>
-          <w:lang w:val="en-US"/>
-        </w:rPr>
-      </w:pPr>
-    </w:p>
-    <w:p>
-      <w:pPr>
-        <w:pStyle w:val="TAGS"/>
-        <w:rPr>
-          <w:color w:val="1E4973"/>
-          <w:lang w:val="en-US"/>
-        </w:rPr>
-      </w:pPr>
-    </w:p>
-    <w:p>
-      <w:pPr>
-        <w:pStyle w:val="TAGS"/>
-        <w:rPr>
-          <w:color w:val="1E4973"/>
-          <w:lang w:val="en-US"/>
-        </w:rPr>
-      </w:pPr>
-    </w:p>
-    <w:p>
-      <w:pPr>
-        <w:pStyle w:val="TAGS"/>
-        <w:rPr>
-          <w:color w:val="1E4973"/>
-          <w:lang w:val="en-US"/>
-        </w:rPr>
-      </w:pPr>
-    </w:p>
-    <w:p>
-      <w:pPr>
-        <w:pStyle w:val="TAGS"/>
-        <w:rPr>
-          <w:color w:val="1E4973"/>
-          <w:lang w:val="en-US"/>
-        </w:rPr>
-      </w:pPr>
-    </w:p>
-    <w:p>
-      <w:pPr>
-        <w:pStyle w:val="TAGS"/>
-        <w:rPr>
-          <w:color w:val="1E4973"/>
-          <w:lang w:val="en-US"/>
-        </w:rPr>
-      </w:pPr>
-    </w:p>
-    <w:p>
-      <w:pPr>
-        <w:pStyle w:val="TAGS"/>
-        <w:rPr>
-          <w:color w:val="1E4973"/>
-          <w:lang w:val="en-US"/>
-        </w:rPr>
-      </w:pPr>
-    </w:p>
-    <w:p>
-      <w:pPr>
-        <w:pStyle w:val="TAGS"/>
-        <w:rPr>
-          <w:color w:val="1E4973"/>
-          <w:lang w:val="en-US"/>
-        </w:rPr>
-      </w:pPr>
-    </w:p>
-    <w:p>
-      <w:pPr>
-        <w:pStyle w:val="TAGS"/>
-        <w:rPr>
-          <w:color w:val="1E4973"/>
-          <w:lang w:val="en-US"/>
-        </w:rPr>
-      </w:pPr>
-    </w:p>
-    <w:p>
-      <w:pPr>
-        <w:pStyle w:val="TAGS"/>
-        <w:rPr>
-          <w:color w:val="1E4973"/>
-          <w:lang w:val="en-US"/>
-        </w:rPr>
-      </w:pPr>
-    </w:p>
-    <w:p>
-      <w:pPr>
-        <w:pStyle w:val="TAGS"/>
-        <w:rPr>
-          <w:color w:val="1E4973"/>
-          <w:lang w:val="en-US"/>
-        </w:rPr>
-      </w:pPr>
-    </w:p>
-    <w:p>
-      <w:pPr>
-        <w:pStyle w:val="TAGS"/>
-        <w:rPr>
-          <w:color w:val="1E4973"/>
-          <w:lang w:val="en-US"/>
-        </w:rPr>
-      </w:pPr>
-    </w:p>
-    <w:p>
-      <w:pPr>
-        <w:pStyle w:val="TAGS"/>
-        <w:rPr>
-          <w:color w:val="1E4973"/>
-          <w:lang w:val="en-US"/>
-        </w:rPr>
-      </w:pPr>
-    </w:p>
-    <w:p>
-      <w:pPr>
-        <w:pStyle w:val="TAGS"/>
-        <w:rPr>
-          <w:color w:val="1E4973"/>
-          <w:lang w:val="en-US"/>
-        </w:rPr>
-      </w:pPr>
-    </w:p>
-    <w:p>
-      <w:pPr>
-        <w:pStyle w:val="TAGS"/>
-        <w:rPr>
-          <w:color w:val="1E4973"/>
-          <w:lang w:val="en-US"/>
-        </w:rPr>
-      </w:pPr>
-    </w:p>
-    <w:p>
-      <w:pPr>
-        <w:pStyle w:val="TAGS"/>
-        <w:rPr>
-          <w:color w:val="1E4973"/>
-          <w:lang w:val="en-US"/>
-        </w:rPr>
-      </w:pPr>
-    </w:p>
-    <w:p>
-      <w:pPr>
-        <w:pStyle w:val="TAGS"/>
-        <w:rPr>
-          <w:color w:val="1E4973"/>
-          <w:lang w:val="en-US"/>
-        </w:rPr>
-      </w:pPr>
-    </w:p>
-    <w:p>
-      <w:pPr>
-        <w:pStyle w:val="TAGS"/>
-        <w:rPr>
-          <w:color w:val="1E4973"/>
-          <w:lang w:val="en-US"/>
-        </w:rPr>
-      </w:pPr>
-    </w:p>
-    <w:p>
-      <w:pPr>
-        <w:pStyle w:val="TAGS"/>
-        <w:rPr>
-          <w:color w:val="1E4973"/>
-          <w:lang w:val="en-US"/>
-        </w:rPr>
-      </w:pPr>
-    </w:p>
-    <w:p>
-      <w:pPr>
-        <w:pStyle w:val="TAGS"/>
-        <w:rPr>
-          <w:color w:val="1E4973"/>
-          <w:lang w:val="en-US"/>
-        </w:rPr>
-      </w:pPr>
-    </w:p>
-    <w:p>
-      <w:pPr>
-        <w:pStyle w:val="TAGS"/>
-        <w:rPr>
-          <w:color w:val="1E4973"/>
-          <w:lang w:val="en-US"/>
-        </w:rPr>
-      </w:pPr>
-    </w:p>
-    <w:p>
-      <w:pPr>
-        <w:pStyle w:val="TAGS"/>
-        <w:rPr>
-          <w:color w:val="1E4973"/>
-          <w:lang w:val="en-US"/>
-        </w:rPr>
-      </w:pPr>
-    </w:p>
-    <w:p>
-      <w:pPr>
-        <w:pStyle w:val="TAGS"/>
-        <w:rPr>
-          <w:color w:val="1E4973"/>
-          <w:lang w:val="en-US"/>
-        </w:rPr>
-      </w:pPr>
-    </w:p>
-    <w:p>
-      <w:pPr>
-        <w:pStyle w:val="TAGS"/>
-        <w:rPr>
-          <w:color w:val="1E4973"/>
-          <w:lang w:val="en-US"/>
-        </w:rPr>
-      </w:pPr>
-    </w:p>
-    <w:p>
-      <w:pPr>
-        <w:pStyle w:val="TAGS"/>
-        <w:rPr>
-          <w:color w:val="1E4973"/>
-          <w:lang w:val="en-US"/>
-        </w:rPr>
-      </w:pPr>
-    </w:p>
-    <w:p>
-      <w:pPr>
-        <w:pStyle w:val="TAGS"/>
-        <w:rPr>
-          <w:color w:val="1E4973"/>
-          <w:lang w:val="en-US"/>
-        </w:rPr>
-      </w:pPr>
-    </w:p>
-    <w:p>
-      <w:pPr>
-        <w:pStyle w:val="TAGS"/>
-        <w:rPr>
-          <w:color w:val="1E4973"/>
-          <w:lang w:val="en-US"/>
-        </w:rPr>
-      </w:pPr>
-    </w:p>
-    <w:p>
-      <w:pPr>
-        <w:pStyle w:val="TAGS"/>
-        <w:rPr>
-          <w:color w:val="1E4973"/>
-          <w:lang w:val="en-US"/>
-        </w:rPr>
-      </w:pPr>
-    </w:p>
-    <w:p>
-      <w:pPr>
-        <w:pStyle w:val="TAGS"/>
-        <w:rPr>
-          <w:color w:val="1E4973"/>
-          <w:lang w:val="en-US"/>
-        </w:rPr>
-      </w:pPr>
-    </w:p>
-    <w:p>
-      <w:pPr>
-        <w:pStyle w:val="TAGS"/>
-        <w:rPr>
-          <w:color w:val="1E4973"/>
-          <w:lang w:val="en-US"/>
-        </w:rPr>
-      </w:pPr>
-    </w:p>
-    <w:p>
-      <w:pPr>
-        <w:pStyle w:val="TAGS"/>
-        <w:rPr>
-          <w:color w:val="1E4973"/>
-          <w:lang w:val="en-US"/>
-        </w:rPr>
-      </w:pPr>
-    </w:p>
-    <w:p>
-      <w:pPr>
-        <w:pStyle w:val="TAGS"/>
-        <w:rPr>
-          <w:color w:val="1E4973"/>
-          <w:lang w:val="en-US"/>
-        </w:rPr>
-      </w:pPr>
-    </w:p>
-    <w:p>
-      <w:pPr>
-        <w:pStyle w:val="TAGS"/>
-        <w:rPr>
-          <w:color w:val="1E4973"/>
-          <w:lang w:val="en-US"/>
-        </w:rPr>
-      </w:pPr>
-    </w:p>
-    <w:p>
-      <w:pPr>
-        <w:pStyle w:val="TAGS"/>
-        <w:rPr>
-          <w:color w:val="1E4973"/>
-          <w:lang w:val="en-US"/>
-        </w:rPr>
-      </w:pPr>
-    </w:p>
-    <w:p>
-      <w:pPr>
-        <w:pStyle w:val="TAGS"/>
-        <w:rPr>
-          <w:color w:val="1E4973"/>
-          <w:lang w:val="en-US"/>
-        </w:rPr>
-      </w:pPr>
-    </w:p>
-    <w:p>
-      <w:pPr>
-        <w:pStyle w:val="TAGS"/>
-        <w:rPr>
-          <w:color w:val="1E4973"/>
-          <w:lang w:val="en-US"/>
-        </w:rPr>
-      </w:pPr>
-    </w:p>
-    <w:p>
-      <w:pPr>
-        <w:pStyle w:val="TAGS"/>
-        <w:rPr>
-          <w:color w:val="1E4973"/>
-          <w:lang w:val="en-US"/>
-        </w:rPr>
-      </w:pPr>
-    </w:p>
-    <w:p>
-      <w:pPr>
-        <w:pStyle w:val="TAGS"/>
-        <w:rPr>
-          <w:color w:val="1E4973"/>
-          <w:lang w:val="en-US"/>
-        </w:rPr>
-      </w:pPr>
-    </w:p>
-    <w:p>
-      <w:pPr>
-        <w:pStyle w:val="TAGS"/>
-        <w:rPr>
-          <w:color w:val="1E4973"/>
-          <w:lang w:val="en-US"/>
-        </w:rPr>
-      </w:pPr>
-    </w:p>
-    <w:p>
-      <w:pPr>
-        <w:pStyle w:val="TAGS"/>
-        <w:rPr>
-          <w:color w:val="1E4973"/>
-          <w:lang w:val="en-US"/>
-        </w:rPr>
-      </w:pPr>
-    </w:p>
-    <w:p>
-      <w:pPr>
-        <w:pStyle w:val="TAGS"/>
-        <w:rPr>
-          <w:color w:val="1E4973"/>
-          <w:lang w:val="en-US"/>
-        </w:rPr>
-      </w:pPr>
-    </w:p>
-    <w:p>
-      <w:pPr>
-        <w:pStyle w:val="TAGS"/>
-        <w:rPr>
-          <w:color w:val="1E4973"/>
-          <w:lang w:val="en-US"/>
-        </w:rPr>
-      </w:pPr>
-    </w:p>
-    <w:p>
-      <w:pPr>
-        <w:pStyle w:val="TAGS"/>
-        <w:rPr>
-          <w:color w:val="1E4973"/>
-          <w:lang w:val="en-US"/>
-        </w:rPr>
-      </w:pPr>
-    </w:p>
-    <w:p>
-      <w:pPr>
-        <w:pStyle w:val="TAGS"/>
-        <w:rPr>
-          <w:color w:val="1E4973"/>
-          <w:lang w:val="en-US"/>
-        </w:rPr>
-      </w:pPr>
-    </w:p>
-    <w:p>
-      <w:pPr>
-        <w:pStyle w:val="TAGS"/>
-        <w:rPr>
-          <w:color w:val="1E4973"/>
-          <w:lang w:val="en-US"/>
-        </w:rPr>
-      </w:pPr>
-    </w:p>
-    <w:p>
-      <w:pPr>
-        <w:pStyle w:val="TAGS"/>
-        <w:rPr>
-          <w:color w:val="1E4973"/>
-          <w:lang w:val="en-US"/>
-        </w:rPr>
-      </w:pPr>
-    </w:p>
-    <w:p>
-      <w:pPr>
-        <w:pStyle w:val="TAGS"/>
-        <w:rPr>
-          <w:color w:val="1E4973"/>
-          <w:lang w:val="en-US"/>
-        </w:rPr>
-      </w:pPr>
     </w:p>
     <w:p>
       <w:pPr>
